--- a/csc6502-prac3-CHIPOMPO/report/Report.docx
+++ b/csc6502-prac3-CHIPOMPO/report/Report.docx
@@ -329,8 +329,73 @@
         <w:jc w:val="both"/>
         <w:rPr>
           <w:rFonts w:ascii="Times New Roman" w:hAnsi="Times New Roman" w:cs="Times New Roman"/>
+          <w:sz w:val="24"/>
+          <w:szCs w:val="24"/>
+        </w:rPr>
+      </w:pPr>
+      <w:r>
+        <w:rPr>
+          <w:rFonts w:ascii="Times New Roman" w:hAnsi="Times New Roman" w:cs="Times New Roman"/>
+          <w:sz w:val="24"/>
+          <w:szCs w:val="24"/>
+        </w:rPr>
+        <w:drawing>
+          <wp:inline distT="0" distB="0" distL="0" distR="0" wp14:anchorId="496712DF" wp14:editId="75B8C441">
+            <wp:extent cx="5731510" cy="2053919"/>
+            <wp:effectExtent l="0" t="0" r="2540" b="3810"/>
+            <wp:docPr id="1" name="Picture 1" descr="C:\Users\Victus\AppData\Local\Microsoft\Windows\INetCache\Content.MSO\EAA26BA0.tmp"/>
+            <wp:cNvGraphicFramePr>
+              <a:graphicFrameLocks xmlns:a="http://schemas.openxmlformats.org/drawingml/2006/main" noChangeAspect="1"/>
+            </wp:cNvGraphicFramePr>
+            <a:graphic xmlns:a="http://schemas.openxmlformats.org/drawingml/2006/main">
+              <a:graphicData uri="http://schemas.openxmlformats.org/drawingml/2006/picture">
+                <pic:pic xmlns:pic="http://schemas.openxmlformats.org/drawingml/2006/picture">
+                  <pic:nvPicPr>
+                    <pic:cNvPr id="0" name="Picture 1" descr="C:\Users\Victus\AppData\Local\Microsoft\Windows\INetCache\Content.MSO\EAA26BA0.tmp"/>
+                    <pic:cNvPicPr>
+                      <a:picLocks noChangeAspect="1" noChangeArrowheads="1"/>
+                    </pic:cNvPicPr>
+                  </pic:nvPicPr>
+                  <pic:blipFill>
+                    <a:blip r:embed="rId5" cstate="print">
+                      <a:extLst>
+                        <a:ext uri="{28A0092B-C50C-407E-A947-70E740481C1C}">
+                          <a14:useLocalDpi xmlns:a14="http://schemas.microsoft.com/office/drawing/2010/main" val="0"/>
+                        </a:ext>
+                      </a:extLst>
+                    </a:blip>
+                    <a:srcRect/>
+                    <a:stretch>
+                      <a:fillRect/>
+                    </a:stretch>
+                  </pic:blipFill>
+                  <pic:spPr bwMode="auto">
+                    <a:xfrm>
+                      <a:off x="0" y="0"/>
+                      <a:ext cx="5731510" cy="2053919"/>
+                    </a:xfrm>
+                    <a:prstGeom prst="rect">
+                      <a:avLst/>
+                    </a:prstGeom>
+                    <a:noFill/>
+                    <a:ln>
+                      <a:noFill/>
+                    </a:ln>
+                  </pic:spPr>
+                </pic:pic>
+              </a:graphicData>
+            </a:graphic>
+          </wp:inline>
+        </w:drawing>
+      </w:r>
+    </w:p>
+    <w:p>
+      <w:pPr>
+        <w:spacing w:line="360" w:lineRule="auto"/>
+        <w:jc w:val="both"/>
+        <w:rPr>
+          <w:rFonts w:ascii="Times New Roman" w:hAnsi="Times New Roman" w:cs="Times New Roman"/>
           <w:b/>
-          <w:bCs/>
           <w:sz w:val="24"/>
           <w:szCs w:val="24"/>
         </w:rPr>
@@ -342,6 +407,76 @@
           <w:sz w:val="24"/>
           <w:szCs w:val="24"/>
         </w:rPr>
+        <w:drawing>
+          <wp:inline distT="0" distB="0" distL="0" distR="0" wp14:anchorId="6451AFAA" wp14:editId="6910D5A3">
+            <wp:extent cx="5357374" cy="3036104"/>
+            <wp:effectExtent l="0" t="0" r="0" b="0"/>
+            <wp:docPr id="2" name="Picture 2" descr="C:\Users\Victus\AppData\Local\Microsoft\Windows\INetCache\Content.MSO\BA5722EC.tmp"/>
+            <wp:cNvGraphicFramePr>
+              <a:graphicFrameLocks xmlns:a="http://schemas.openxmlformats.org/drawingml/2006/main" noChangeAspect="1"/>
+            </wp:cNvGraphicFramePr>
+            <a:graphic xmlns:a="http://schemas.openxmlformats.org/drawingml/2006/main">
+              <a:graphicData uri="http://schemas.openxmlformats.org/drawingml/2006/picture">
+                <pic:pic xmlns:pic="http://schemas.openxmlformats.org/drawingml/2006/picture">
+                  <pic:nvPicPr>
+                    <pic:cNvPr id="0" name="Picture 3" descr="C:\Users\Victus\AppData\Local\Microsoft\Windows\INetCache\Content.MSO\BA5722EC.tmp"/>
+                    <pic:cNvPicPr>
+                      <a:picLocks noChangeAspect="1" noChangeArrowheads="1"/>
+                    </pic:cNvPicPr>
+                  </pic:nvPicPr>
+                  <pic:blipFill>
+                    <a:blip r:embed="rId6">
+                      <a:extLst>
+                        <a:ext uri="{28A0092B-C50C-407E-A947-70E740481C1C}">
+                          <a14:useLocalDpi xmlns:a14="http://schemas.microsoft.com/office/drawing/2010/main" val="0"/>
+                        </a:ext>
+                      </a:extLst>
+                    </a:blip>
+                    <a:srcRect/>
+                    <a:stretch>
+                      <a:fillRect/>
+                    </a:stretch>
+                  </pic:blipFill>
+                  <pic:spPr bwMode="auto">
+                    <a:xfrm>
+                      <a:off x="0" y="0"/>
+                      <a:ext cx="5390696" cy="3054988"/>
+                    </a:xfrm>
+                    <a:prstGeom prst="rect">
+                      <a:avLst/>
+                    </a:prstGeom>
+                    <a:noFill/>
+                    <a:ln>
+                      <a:noFill/>
+                    </a:ln>
+                  </pic:spPr>
+                </pic:pic>
+              </a:graphicData>
+            </a:graphic>
+          </wp:inline>
+        </w:drawing>
+      </w:r>
+    </w:p>
+    <w:p>
+      <w:pPr>
+        <w:spacing w:line="360" w:lineRule="auto"/>
+        <w:jc w:val="both"/>
+        <w:rPr>
+          <w:rFonts w:ascii="Times New Roman" w:hAnsi="Times New Roman" w:cs="Times New Roman"/>
+          <w:b/>
+          <w:bCs/>
+          <w:sz w:val="24"/>
+          <w:szCs w:val="24"/>
+        </w:rPr>
+      </w:pPr>
+      <w:r>
+        <w:rPr>
+          <w:rFonts w:ascii="Times New Roman" w:hAnsi="Times New Roman" w:cs="Times New Roman"/>
+          <w:b/>
+          <w:sz w:val="24"/>
+          <w:szCs w:val="24"/>
+        </w:rPr>
+        <w:lastRenderedPageBreak/>
         <w:t xml:space="preserve">Task 2. </w:t>
       </w:r>
       <w:r>
@@ -484,865 +619,309 @@
     </w:p>
     <w:p>
       <w:pPr>
-        <w:shd w:val="clear" w:color="auto" w:fill="FFFFFF"/>
-        <w:tabs>
-          <w:tab w:val="left" w:pos="916"/>
-          <w:tab w:val="left" w:pos="1832"/>
-          <w:tab w:val="left" w:pos="2748"/>
-          <w:tab w:val="left" w:pos="3664"/>
-          <w:tab w:val="left" w:pos="4580"/>
-          <w:tab w:val="left" w:pos="5496"/>
-          <w:tab w:val="left" w:pos="6412"/>
-          <w:tab w:val="left" w:pos="7328"/>
-          <w:tab w:val="left" w:pos="8244"/>
-          <w:tab w:val="left" w:pos="9160"/>
-          <w:tab w:val="left" w:pos="10076"/>
-          <w:tab w:val="left" w:pos="10992"/>
-          <w:tab w:val="left" w:pos="11908"/>
-          <w:tab w:val="left" w:pos="12824"/>
-          <w:tab w:val="left" w:pos="13740"/>
-          <w:tab w:val="left" w:pos="14656"/>
-        </w:tabs>
-        <w:wordWrap w:val="0"/>
-        <w:spacing w:after="0" w:line="240" w:lineRule="auto"/>
-        <w:jc w:val="both"/>
-        <w:rPr>
-          <w:rFonts w:ascii="Times New Roman" w:eastAsia="Times New Roman" w:hAnsi="Times New Roman" w:cs="Times New Roman"/>
-          <w:sz w:val="24"/>
-          <w:szCs w:val="24"/>
-          <w:lang w:eastAsia="en-GB"/>
-        </w:rPr>
-      </w:pPr>
-      <w:r>
-        <w:rPr>
-          <w:rFonts w:ascii="Times New Roman" w:eastAsia="Times New Roman" w:hAnsi="Times New Roman" w:cs="Times New Roman"/>
-          <w:sz w:val="24"/>
-          <w:szCs w:val="24"/>
-          <w:lang w:eastAsia="en-GB"/>
-        </w:rPr>
+        <w:pStyle w:val="HTMLPreformatted"/>
+      </w:pPr>
+      <w:r>
         <w:t>Parameter Study</w:t>
       </w:r>
     </w:p>
     <w:p>
       <w:pPr>
-        <w:shd w:val="clear" w:color="auto" w:fill="FFFFFF"/>
-        <w:tabs>
-          <w:tab w:val="left" w:pos="916"/>
-          <w:tab w:val="left" w:pos="1832"/>
-          <w:tab w:val="left" w:pos="2748"/>
-          <w:tab w:val="left" w:pos="3664"/>
-          <w:tab w:val="left" w:pos="4580"/>
-          <w:tab w:val="left" w:pos="5496"/>
-          <w:tab w:val="left" w:pos="6412"/>
-          <w:tab w:val="left" w:pos="7328"/>
-          <w:tab w:val="left" w:pos="8244"/>
-          <w:tab w:val="left" w:pos="9160"/>
-          <w:tab w:val="left" w:pos="10076"/>
-          <w:tab w:val="left" w:pos="10992"/>
-          <w:tab w:val="left" w:pos="11908"/>
-          <w:tab w:val="left" w:pos="12824"/>
-          <w:tab w:val="left" w:pos="13740"/>
-          <w:tab w:val="left" w:pos="14656"/>
-        </w:tabs>
-        <w:wordWrap w:val="0"/>
-        <w:spacing w:after="0" w:line="240" w:lineRule="auto"/>
-        <w:jc w:val="both"/>
-        <w:rPr>
-          <w:rFonts w:ascii="Times New Roman" w:eastAsia="Times New Roman" w:hAnsi="Times New Roman" w:cs="Times New Roman"/>
-          <w:sz w:val="24"/>
-          <w:szCs w:val="24"/>
-          <w:lang w:eastAsia="en-GB"/>
-        </w:rPr>
-      </w:pPr>
-      <w:r>
-        <w:rPr>
-          <w:rFonts w:ascii="Times New Roman" w:eastAsia="Times New Roman" w:hAnsi="Times New Roman" w:cs="Times New Roman"/>
-          <w:sz w:val="24"/>
-          <w:szCs w:val="24"/>
-          <w:lang w:eastAsia="en-GB"/>
-        </w:rPr>
+        <w:pStyle w:val="HTMLPreformatted"/>
+      </w:pPr>
+      <w:r>
         <w:t xml:space="preserve">   </w:t>
       </w:r>
       <w:proofErr w:type="spellStart"/>
       <w:proofErr w:type="gramStart"/>
       <w:r>
-        <w:rPr>
-          <w:rFonts w:ascii="Times New Roman" w:eastAsia="Times New Roman" w:hAnsi="Times New Roman" w:cs="Times New Roman"/>
-          <w:sz w:val="24"/>
-          <w:szCs w:val="24"/>
-          <w:lang w:eastAsia="en-GB"/>
-        </w:rPr>
         <w:t>scaleFactor</w:t>
       </w:r>
       <w:proofErr w:type="spellEnd"/>
       <w:r>
-        <w:rPr>
-          <w:rFonts w:ascii="Times New Roman" w:eastAsia="Times New Roman" w:hAnsi="Times New Roman" w:cs="Times New Roman"/>
-          <w:sz w:val="24"/>
-          <w:szCs w:val="24"/>
-          <w:lang w:eastAsia="en-GB"/>
-        </w:rPr>
         <w:t xml:space="preserve">  </w:t>
       </w:r>
       <w:proofErr w:type="spellStart"/>
       <w:r>
-        <w:rPr>
-          <w:rFonts w:ascii="Times New Roman" w:eastAsia="Times New Roman" w:hAnsi="Times New Roman" w:cs="Times New Roman"/>
-          <w:sz w:val="24"/>
-          <w:szCs w:val="24"/>
-          <w:lang w:eastAsia="en-GB"/>
-        </w:rPr>
         <w:t>minNeighbors</w:t>
       </w:r>
       <w:proofErr w:type="spellEnd"/>
       <w:proofErr w:type="gramEnd"/>
       <w:r>
-        <w:rPr>
-          <w:rFonts w:ascii="Times New Roman" w:eastAsia="Times New Roman" w:hAnsi="Times New Roman" w:cs="Times New Roman"/>
-          <w:sz w:val="24"/>
-          <w:szCs w:val="24"/>
-          <w:lang w:eastAsia="en-GB"/>
-        </w:rPr>
         <w:t xml:space="preserve">  Detections</w:t>
       </w:r>
     </w:p>
     <w:p>
       <w:pPr>
-        <w:shd w:val="clear" w:color="auto" w:fill="FFFFFF"/>
-        <w:tabs>
-          <w:tab w:val="left" w:pos="916"/>
-          <w:tab w:val="left" w:pos="1832"/>
-          <w:tab w:val="left" w:pos="2748"/>
-          <w:tab w:val="left" w:pos="3664"/>
-          <w:tab w:val="left" w:pos="4580"/>
-          <w:tab w:val="left" w:pos="5496"/>
-          <w:tab w:val="left" w:pos="6412"/>
-          <w:tab w:val="left" w:pos="7328"/>
-          <w:tab w:val="left" w:pos="8244"/>
-          <w:tab w:val="left" w:pos="9160"/>
-          <w:tab w:val="left" w:pos="10076"/>
-          <w:tab w:val="left" w:pos="10992"/>
-          <w:tab w:val="left" w:pos="11908"/>
-          <w:tab w:val="left" w:pos="12824"/>
-          <w:tab w:val="left" w:pos="13740"/>
-          <w:tab w:val="left" w:pos="14656"/>
-        </w:tabs>
-        <w:wordWrap w:val="0"/>
-        <w:spacing w:after="0" w:line="240" w:lineRule="auto"/>
-        <w:jc w:val="both"/>
-        <w:rPr>
-          <w:rFonts w:ascii="Times New Roman" w:eastAsia="Times New Roman" w:hAnsi="Times New Roman" w:cs="Times New Roman"/>
-          <w:sz w:val="24"/>
-          <w:szCs w:val="24"/>
-          <w:lang w:eastAsia="en-GB"/>
-        </w:rPr>
-      </w:pPr>
-      <w:r>
-        <w:rPr>
-          <w:rFonts w:ascii="Times New Roman" w:eastAsia="Times New Roman" w:hAnsi="Times New Roman" w:cs="Times New Roman"/>
-          <w:sz w:val="24"/>
-          <w:szCs w:val="24"/>
-          <w:lang w:eastAsia="en-GB"/>
-        </w:rPr>
+        <w:pStyle w:val="HTMLPreformatted"/>
+      </w:pPr>
+      <w:r>
         <w:t>0         1.05             3           7</w:t>
       </w:r>
     </w:p>
     <w:p>
       <w:pPr>
-        <w:shd w:val="clear" w:color="auto" w:fill="FFFFFF"/>
-        <w:tabs>
-          <w:tab w:val="left" w:pos="916"/>
-          <w:tab w:val="left" w:pos="1832"/>
-          <w:tab w:val="left" w:pos="2748"/>
-          <w:tab w:val="left" w:pos="3664"/>
-          <w:tab w:val="left" w:pos="4580"/>
-          <w:tab w:val="left" w:pos="5496"/>
-          <w:tab w:val="left" w:pos="6412"/>
-          <w:tab w:val="left" w:pos="7328"/>
-          <w:tab w:val="left" w:pos="8244"/>
-          <w:tab w:val="left" w:pos="9160"/>
-          <w:tab w:val="left" w:pos="10076"/>
-          <w:tab w:val="left" w:pos="10992"/>
-          <w:tab w:val="left" w:pos="11908"/>
-          <w:tab w:val="left" w:pos="12824"/>
-          <w:tab w:val="left" w:pos="13740"/>
-          <w:tab w:val="left" w:pos="14656"/>
-        </w:tabs>
-        <w:wordWrap w:val="0"/>
-        <w:spacing w:after="0" w:line="240" w:lineRule="auto"/>
-        <w:jc w:val="both"/>
-        <w:rPr>
-          <w:rFonts w:ascii="Times New Roman" w:eastAsia="Times New Roman" w:hAnsi="Times New Roman" w:cs="Times New Roman"/>
-          <w:sz w:val="24"/>
-          <w:szCs w:val="24"/>
-          <w:lang w:eastAsia="en-GB"/>
-        </w:rPr>
-      </w:pPr>
-      <w:r>
-        <w:rPr>
-          <w:rFonts w:ascii="Times New Roman" w:eastAsia="Times New Roman" w:hAnsi="Times New Roman" w:cs="Times New Roman"/>
-          <w:sz w:val="24"/>
-          <w:szCs w:val="24"/>
-          <w:lang w:eastAsia="en-GB"/>
-        </w:rPr>
+        <w:pStyle w:val="HTMLPreformatted"/>
+      </w:pPr>
+      <w:r>
         <w:t>1         1.05             5           6</w:t>
       </w:r>
     </w:p>
     <w:p>
       <w:pPr>
-        <w:shd w:val="clear" w:color="auto" w:fill="FFFFFF"/>
-        <w:tabs>
-          <w:tab w:val="left" w:pos="916"/>
-          <w:tab w:val="left" w:pos="1832"/>
-          <w:tab w:val="left" w:pos="2748"/>
-          <w:tab w:val="left" w:pos="3664"/>
-          <w:tab w:val="left" w:pos="4580"/>
-          <w:tab w:val="left" w:pos="5496"/>
-          <w:tab w:val="left" w:pos="6412"/>
-          <w:tab w:val="left" w:pos="7328"/>
-          <w:tab w:val="left" w:pos="8244"/>
-          <w:tab w:val="left" w:pos="9160"/>
-          <w:tab w:val="left" w:pos="10076"/>
-          <w:tab w:val="left" w:pos="10992"/>
-          <w:tab w:val="left" w:pos="11908"/>
-          <w:tab w:val="left" w:pos="12824"/>
-          <w:tab w:val="left" w:pos="13740"/>
-          <w:tab w:val="left" w:pos="14656"/>
-        </w:tabs>
-        <w:wordWrap w:val="0"/>
-        <w:spacing w:after="0" w:line="240" w:lineRule="auto"/>
-        <w:jc w:val="both"/>
-        <w:rPr>
-          <w:rFonts w:ascii="Times New Roman" w:eastAsia="Times New Roman" w:hAnsi="Times New Roman" w:cs="Times New Roman"/>
-          <w:sz w:val="24"/>
-          <w:szCs w:val="24"/>
-          <w:lang w:eastAsia="en-GB"/>
-        </w:rPr>
-      </w:pPr>
-      <w:r>
-        <w:rPr>
-          <w:rFonts w:ascii="Times New Roman" w:eastAsia="Times New Roman" w:hAnsi="Times New Roman" w:cs="Times New Roman"/>
-          <w:sz w:val="24"/>
-          <w:szCs w:val="24"/>
-          <w:lang w:eastAsia="en-GB"/>
-        </w:rPr>
+        <w:pStyle w:val="HTMLPreformatted"/>
+      </w:pPr>
+      <w:r>
         <w:t>2         1.05             8           4</w:t>
       </w:r>
     </w:p>
     <w:p>
       <w:pPr>
-        <w:shd w:val="clear" w:color="auto" w:fill="FFFFFF"/>
-        <w:tabs>
-          <w:tab w:val="left" w:pos="916"/>
-          <w:tab w:val="left" w:pos="1832"/>
-          <w:tab w:val="left" w:pos="2748"/>
-          <w:tab w:val="left" w:pos="3664"/>
-          <w:tab w:val="left" w:pos="4580"/>
-          <w:tab w:val="left" w:pos="5496"/>
-          <w:tab w:val="left" w:pos="6412"/>
-          <w:tab w:val="left" w:pos="7328"/>
-          <w:tab w:val="left" w:pos="8244"/>
-          <w:tab w:val="left" w:pos="9160"/>
-          <w:tab w:val="left" w:pos="10076"/>
-          <w:tab w:val="left" w:pos="10992"/>
-          <w:tab w:val="left" w:pos="11908"/>
-          <w:tab w:val="left" w:pos="12824"/>
-          <w:tab w:val="left" w:pos="13740"/>
-          <w:tab w:val="left" w:pos="14656"/>
-        </w:tabs>
-        <w:wordWrap w:val="0"/>
-        <w:spacing w:after="0" w:line="240" w:lineRule="auto"/>
-        <w:jc w:val="both"/>
-        <w:rPr>
-          <w:rFonts w:ascii="Times New Roman" w:eastAsia="Times New Roman" w:hAnsi="Times New Roman" w:cs="Times New Roman"/>
-          <w:sz w:val="24"/>
-          <w:szCs w:val="24"/>
-          <w:lang w:eastAsia="en-GB"/>
-        </w:rPr>
-      </w:pPr>
-      <w:r>
-        <w:rPr>
-          <w:rFonts w:ascii="Times New Roman" w:eastAsia="Times New Roman" w:hAnsi="Times New Roman" w:cs="Times New Roman"/>
-          <w:sz w:val="24"/>
-          <w:szCs w:val="24"/>
-          <w:lang w:eastAsia="en-GB"/>
-        </w:rPr>
+        <w:pStyle w:val="HTMLPreformatted"/>
+      </w:pPr>
+      <w:r>
         <w:t>3         1.10             3           4</w:t>
       </w:r>
     </w:p>
     <w:p>
       <w:pPr>
-        <w:shd w:val="clear" w:color="auto" w:fill="FFFFFF"/>
-        <w:tabs>
-          <w:tab w:val="left" w:pos="916"/>
-          <w:tab w:val="left" w:pos="1832"/>
-          <w:tab w:val="left" w:pos="2748"/>
-          <w:tab w:val="left" w:pos="3664"/>
-          <w:tab w:val="left" w:pos="4580"/>
-          <w:tab w:val="left" w:pos="5496"/>
-          <w:tab w:val="left" w:pos="6412"/>
-          <w:tab w:val="left" w:pos="7328"/>
-          <w:tab w:val="left" w:pos="8244"/>
-          <w:tab w:val="left" w:pos="9160"/>
-          <w:tab w:val="left" w:pos="10076"/>
-          <w:tab w:val="left" w:pos="10992"/>
-          <w:tab w:val="left" w:pos="11908"/>
-          <w:tab w:val="left" w:pos="12824"/>
-          <w:tab w:val="left" w:pos="13740"/>
-          <w:tab w:val="left" w:pos="14656"/>
-        </w:tabs>
-        <w:wordWrap w:val="0"/>
-        <w:spacing w:after="0" w:line="240" w:lineRule="auto"/>
-        <w:jc w:val="both"/>
-        <w:rPr>
-          <w:rFonts w:ascii="Times New Roman" w:eastAsia="Times New Roman" w:hAnsi="Times New Roman" w:cs="Times New Roman"/>
-          <w:sz w:val="24"/>
-          <w:szCs w:val="24"/>
-          <w:lang w:eastAsia="en-GB"/>
-        </w:rPr>
-      </w:pPr>
-      <w:r>
-        <w:rPr>
-          <w:rFonts w:ascii="Times New Roman" w:eastAsia="Times New Roman" w:hAnsi="Times New Roman" w:cs="Times New Roman"/>
-          <w:sz w:val="24"/>
-          <w:szCs w:val="24"/>
-          <w:lang w:eastAsia="en-GB"/>
-        </w:rPr>
+        <w:pStyle w:val="HTMLPreformatted"/>
+      </w:pPr>
+      <w:r>
         <w:t>4         1.10             5           3</w:t>
       </w:r>
     </w:p>
     <w:p>
       <w:pPr>
-        <w:shd w:val="clear" w:color="auto" w:fill="FFFFFF"/>
-        <w:tabs>
-          <w:tab w:val="left" w:pos="916"/>
-          <w:tab w:val="left" w:pos="1832"/>
-          <w:tab w:val="left" w:pos="2748"/>
-          <w:tab w:val="left" w:pos="3664"/>
-          <w:tab w:val="left" w:pos="4580"/>
-          <w:tab w:val="left" w:pos="5496"/>
-          <w:tab w:val="left" w:pos="6412"/>
-          <w:tab w:val="left" w:pos="7328"/>
-          <w:tab w:val="left" w:pos="8244"/>
-          <w:tab w:val="left" w:pos="9160"/>
-          <w:tab w:val="left" w:pos="10076"/>
-          <w:tab w:val="left" w:pos="10992"/>
-          <w:tab w:val="left" w:pos="11908"/>
-          <w:tab w:val="left" w:pos="12824"/>
-          <w:tab w:val="left" w:pos="13740"/>
-          <w:tab w:val="left" w:pos="14656"/>
-        </w:tabs>
-        <w:wordWrap w:val="0"/>
-        <w:spacing w:after="0" w:line="240" w:lineRule="auto"/>
-        <w:jc w:val="both"/>
-        <w:rPr>
-          <w:rFonts w:ascii="Times New Roman" w:eastAsia="Times New Roman" w:hAnsi="Times New Roman" w:cs="Times New Roman"/>
-          <w:sz w:val="24"/>
-          <w:szCs w:val="24"/>
-          <w:lang w:eastAsia="en-GB"/>
-        </w:rPr>
-      </w:pPr>
-      <w:r>
-        <w:rPr>
-          <w:rFonts w:ascii="Times New Roman" w:eastAsia="Times New Roman" w:hAnsi="Times New Roman" w:cs="Times New Roman"/>
-          <w:sz w:val="24"/>
-          <w:szCs w:val="24"/>
-          <w:lang w:eastAsia="en-GB"/>
-        </w:rPr>
+        <w:pStyle w:val="HTMLPreformatted"/>
+      </w:pPr>
+      <w:r>
         <w:t>5         1.10             8           2</w:t>
       </w:r>
     </w:p>
     <w:p>
       <w:pPr>
-        <w:shd w:val="clear" w:color="auto" w:fill="FFFFFF"/>
-        <w:tabs>
-          <w:tab w:val="left" w:pos="916"/>
-          <w:tab w:val="left" w:pos="1832"/>
-          <w:tab w:val="left" w:pos="2748"/>
-          <w:tab w:val="left" w:pos="3664"/>
-          <w:tab w:val="left" w:pos="4580"/>
-          <w:tab w:val="left" w:pos="5496"/>
-          <w:tab w:val="left" w:pos="6412"/>
-          <w:tab w:val="left" w:pos="7328"/>
-          <w:tab w:val="left" w:pos="8244"/>
-          <w:tab w:val="left" w:pos="9160"/>
-          <w:tab w:val="left" w:pos="10076"/>
-          <w:tab w:val="left" w:pos="10992"/>
-          <w:tab w:val="left" w:pos="11908"/>
-          <w:tab w:val="left" w:pos="12824"/>
-          <w:tab w:val="left" w:pos="13740"/>
-          <w:tab w:val="left" w:pos="14656"/>
-        </w:tabs>
-        <w:wordWrap w:val="0"/>
-        <w:spacing w:after="0" w:line="240" w:lineRule="auto"/>
-        <w:jc w:val="both"/>
-        <w:rPr>
-          <w:rFonts w:ascii="Times New Roman" w:eastAsia="Times New Roman" w:hAnsi="Times New Roman" w:cs="Times New Roman"/>
-          <w:sz w:val="24"/>
-          <w:szCs w:val="24"/>
-          <w:lang w:eastAsia="en-GB"/>
-        </w:rPr>
-      </w:pPr>
-      <w:r>
-        <w:rPr>
-          <w:rFonts w:ascii="Times New Roman" w:eastAsia="Times New Roman" w:hAnsi="Times New Roman" w:cs="Times New Roman"/>
-          <w:sz w:val="24"/>
-          <w:szCs w:val="24"/>
-          <w:lang w:eastAsia="en-GB"/>
-        </w:rPr>
+        <w:pStyle w:val="HTMLPreformatted"/>
+      </w:pPr>
+      <w:r>
         <w:t>6         1.30             3           2</w:t>
       </w:r>
     </w:p>
     <w:p>
       <w:pPr>
-        <w:shd w:val="clear" w:color="auto" w:fill="FFFFFF"/>
-        <w:tabs>
-          <w:tab w:val="left" w:pos="916"/>
-          <w:tab w:val="left" w:pos="1832"/>
-          <w:tab w:val="left" w:pos="2748"/>
-          <w:tab w:val="left" w:pos="3664"/>
-          <w:tab w:val="left" w:pos="4580"/>
-          <w:tab w:val="left" w:pos="5496"/>
-          <w:tab w:val="left" w:pos="6412"/>
-          <w:tab w:val="left" w:pos="7328"/>
-          <w:tab w:val="left" w:pos="8244"/>
-          <w:tab w:val="left" w:pos="9160"/>
-          <w:tab w:val="left" w:pos="10076"/>
-          <w:tab w:val="left" w:pos="10992"/>
-          <w:tab w:val="left" w:pos="11908"/>
-          <w:tab w:val="left" w:pos="12824"/>
-          <w:tab w:val="left" w:pos="13740"/>
-          <w:tab w:val="left" w:pos="14656"/>
-        </w:tabs>
-        <w:wordWrap w:val="0"/>
-        <w:spacing w:after="0" w:line="240" w:lineRule="auto"/>
-        <w:jc w:val="both"/>
-        <w:rPr>
-          <w:rFonts w:ascii="Times New Roman" w:eastAsia="Times New Roman" w:hAnsi="Times New Roman" w:cs="Times New Roman"/>
-          <w:sz w:val="24"/>
-          <w:szCs w:val="24"/>
-          <w:lang w:eastAsia="en-GB"/>
-        </w:rPr>
-      </w:pPr>
-      <w:r>
-        <w:rPr>
-          <w:rFonts w:ascii="Times New Roman" w:eastAsia="Times New Roman" w:hAnsi="Times New Roman" w:cs="Times New Roman"/>
-          <w:sz w:val="24"/>
-          <w:szCs w:val="24"/>
-          <w:lang w:eastAsia="en-GB"/>
-        </w:rPr>
+        <w:pStyle w:val="HTMLPreformatted"/>
+      </w:pPr>
+      <w:r>
         <w:t>7         1.30             5           2</w:t>
       </w:r>
     </w:p>
     <w:p>
       <w:pPr>
-        <w:shd w:val="clear" w:color="auto" w:fill="FFFFFF"/>
-        <w:tabs>
-          <w:tab w:val="left" w:pos="916"/>
-          <w:tab w:val="left" w:pos="1832"/>
-          <w:tab w:val="left" w:pos="2748"/>
-          <w:tab w:val="left" w:pos="3664"/>
-          <w:tab w:val="left" w:pos="4580"/>
-          <w:tab w:val="left" w:pos="5496"/>
-          <w:tab w:val="left" w:pos="6412"/>
-          <w:tab w:val="left" w:pos="7328"/>
-          <w:tab w:val="left" w:pos="8244"/>
-          <w:tab w:val="left" w:pos="9160"/>
-          <w:tab w:val="left" w:pos="10076"/>
-          <w:tab w:val="left" w:pos="10992"/>
-          <w:tab w:val="left" w:pos="11908"/>
-          <w:tab w:val="left" w:pos="12824"/>
-          <w:tab w:val="left" w:pos="13740"/>
-          <w:tab w:val="left" w:pos="14656"/>
-        </w:tabs>
-        <w:wordWrap w:val="0"/>
-        <w:spacing w:after="0" w:line="240" w:lineRule="auto"/>
-        <w:jc w:val="both"/>
-        <w:rPr>
-          <w:rFonts w:ascii="Times New Roman" w:eastAsia="Times New Roman" w:hAnsi="Times New Roman" w:cs="Times New Roman"/>
-          <w:sz w:val="24"/>
-          <w:szCs w:val="24"/>
-          <w:lang w:eastAsia="en-GB"/>
-        </w:rPr>
-      </w:pPr>
-      <w:r>
-        <w:rPr>
-          <w:rFonts w:ascii="Times New Roman" w:eastAsia="Times New Roman" w:hAnsi="Times New Roman" w:cs="Times New Roman"/>
-          <w:sz w:val="24"/>
-          <w:szCs w:val="24"/>
-          <w:lang w:eastAsia="en-GB"/>
-        </w:rPr>
+        <w:pStyle w:val="HTMLPreformatted"/>
+      </w:pPr>
+      <w:r>
         <w:t>8         1.30             8           2</w:t>
       </w:r>
     </w:p>
     <w:p>
       <w:pPr>
-        <w:shd w:val="clear" w:color="auto" w:fill="FFFFFF"/>
-        <w:tabs>
-          <w:tab w:val="left" w:pos="916"/>
-          <w:tab w:val="left" w:pos="1832"/>
-          <w:tab w:val="left" w:pos="2748"/>
-          <w:tab w:val="left" w:pos="3664"/>
-          <w:tab w:val="left" w:pos="4580"/>
-          <w:tab w:val="left" w:pos="5496"/>
-          <w:tab w:val="left" w:pos="6412"/>
-          <w:tab w:val="left" w:pos="7328"/>
-          <w:tab w:val="left" w:pos="8244"/>
-          <w:tab w:val="left" w:pos="9160"/>
-          <w:tab w:val="left" w:pos="10076"/>
-          <w:tab w:val="left" w:pos="10992"/>
-          <w:tab w:val="left" w:pos="11908"/>
-          <w:tab w:val="left" w:pos="12824"/>
-          <w:tab w:val="left" w:pos="13740"/>
-          <w:tab w:val="left" w:pos="14656"/>
-        </w:tabs>
-        <w:wordWrap w:val="0"/>
-        <w:spacing w:after="0" w:line="240" w:lineRule="auto"/>
-        <w:jc w:val="both"/>
-        <w:rPr>
-          <w:rFonts w:ascii="Times New Roman" w:eastAsia="Times New Roman" w:hAnsi="Times New Roman" w:cs="Times New Roman"/>
-          <w:sz w:val="24"/>
-          <w:szCs w:val="24"/>
-          <w:lang w:eastAsia="en-GB"/>
-        </w:rPr>
-      </w:pPr>
-      <w:r>
-        <w:rPr>
-          <w:rFonts w:ascii="Times New Roman" w:eastAsia="Times New Roman" w:hAnsi="Times New Roman" w:cs="Times New Roman"/>
-          <w:sz w:val="24"/>
-          <w:szCs w:val="24"/>
-          <w:lang w:eastAsia="en-GB"/>
-        </w:rPr>
+        <w:pStyle w:val="HTMLPreformatted"/>
+      </w:pPr>
+      <w:r>
         <w:t>scale_1.05_neighbors_3.jpg: 7 detections</w:t>
       </w:r>
     </w:p>
     <w:p>
       <w:pPr>
-        <w:shd w:val="clear" w:color="auto" w:fill="FFFFFF"/>
-        <w:tabs>
-          <w:tab w:val="left" w:pos="916"/>
-          <w:tab w:val="left" w:pos="1832"/>
-          <w:tab w:val="left" w:pos="2748"/>
-          <w:tab w:val="left" w:pos="3664"/>
-          <w:tab w:val="left" w:pos="4580"/>
-          <w:tab w:val="left" w:pos="5496"/>
-          <w:tab w:val="left" w:pos="6412"/>
-          <w:tab w:val="left" w:pos="7328"/>
-          <w:tab w:val="left" w:pos="8244"/>
-          <w:tab w:val="left" w:pos="9160"/>
-          <w:tab w:val="left" w:pos="10076"/>
-          <w:tab w:val="left" w:pos="10992"/>
-          <w:tab w:val="left" w:pos="11908"/>
-          <w:tab w:val="left" w:pos="12824"/>
-          <w:tab w:val="left" w:pos="13740"/>
-          <w:tab w:val="left" w:pos="14656"/>
-        </w:tabs>
-        <w:wordWrap w:val="0"/>
-        <w:spacing w:after="0" w:line="240" w:lineRule="auto"/>
-        <w:jc w:val="both"/>
-        <w:rPr>
-          <w:rFonts w:ascii="Times New Roman" w:eastAsia="Times New Roman" w:hAnsi="Times New Roman" w:cs="Times New Roman"/>
-          <w:sz w:val="24"/>
-          <w:szCs w:val="24"/>
-          <w:lang w:eastAsia="en-GB"/>
-        </w:rPr>
-      </w:pPr>
-      <w:r>
-        <w:rPr>
-          <w:rFonts w:ascii="Times New Roman" w:eastAsia="Times New Roman" w:hAnsi="Times New Roman" w:cs="Times New Roman"/>
-          <w:sz w:val="24"/>
-          <w:szCs w:val="24"/>
-          <w:lang w:eastAsia="en-GB"/>
-        </w:rPr>
+        <w:pStyle w:val="HTMLPreformatted"/>
+      </w:pPr>
+      <w:r>
         <w:t>scale_1.05_neighbors_5.jpg: 6 detections</w:t>
       </w:r>
     </w:p>
     <w:p>
       <w:pPr>
-        <w:shd w:val="clear" w:color="auto" w:fill="FFFFFF"/>
-        <w:tabs>
-          <w:tab w:val="left" w:pos="916"/>
-          <w:tab w:val="left" w:pos="1832"/>
-          <w:tab w:val="left" w:pos="2748"/>
-          <w:tab w:val="left" w:pos="3664"/>
-          <w:tab w:val="left" w:pos="4580"/>
-          <w:tab w:val="left" w:pos="5496"/>
-          <w:tab w:val="left" w:pos="6412"/>
-          <w:tab w:val="left" w:pos="7328"/>
-          <w:tab w:val="left" w:pos="8244"/>
-          <w:tab w:val="left" w:pos="9160"/>
-          <w:tab w:val="left" w:pos="10076"/>
-          <w:tab w:val="left" w:pos="10992"/>
-          <w:tab w:val="left" w:pos="11908"/>
-          <w:tab w:val="left" w:pos="12824"/>
-          <w:tab w:val="left" w:pos="13740"/>
-          <w:tab w:val="left" w:pos="14656"/>
-        </w:tabs>
-        <w:wordWrap w:val="0"/>
-        <w:spacing w:after="0" w:line="240" w:lineRule="auto"/>
-        <w:jc w:val="both"/>
-        <w:rPr>
-          <w:rFonts w:ascii="Times New Roman" w:eastAsia="Times New Roman" w:hAnsi="Times New Roman" w:cs="Times New Roman"/>
-          <w:sz w:val="24"/>
-          <w:szCs w:val="24"/>
-          <w:lang w:eastAsia="en-GB"/>
-        </w:rPr>
-      </w:pPr>
-      <w:r>
-        <w:rPr>
-          <w:rFonts w:ascii="Times New Roman" w:eastAsia="Times New Roman" w:hAnsi="Times New Roman" w:cs="Times New Roman"/>
-          <w:sz w:val="24"/>
-          <w:szCs w:val="24"/>
-          <w:lang w:eastAsia="en-GB"/>
-        </w:rPr>
+        <w:pStyle w:val="HTMLPreformatted"/>
+      </w:pPr>
+      <w:r>
+        <w:t>scale_1.05_neighbors_8.jpg: 4 detections</w:t>
+      </w:r>
+    </w:p>
+    <w:p>
+      <w:pPr>
+        <w:pStyle w:val="HTMLPreformatted"/>
+      </w:pPr>
+      <w:r>
+        <w:t>scale_1.1_neighbors_3.jpg: 4 detections</w:t>
+      </w:r>
+    </w:p>
+    <w:p>
+      <w:pPr>
+        <w:pStyle w:val="HTMLPreformatted"/>
+      </w:pPr>
+      <w:r>
+        <w:t>scale_1.1_neighbors_5.jpg: 3 detections</w:t>
+      </w:r>
+    </w:p>
+    <w:p>
+      <w:pPr>
+        <w:pStyle w:val="HTMLPreformatted"/>
+      </w:pPr>
+      <w:r>
+        <w:t>scale_1.1_neighbors_8.jpg: 2 detections</w:t>
+      </w:r>
+    </w:p>
+    <w:p>
+      <w:pPr>
+        <w:pStyle w:val="HTMLPreformatted"/>
+      </w:pPr>
+      <w:r>
+        <w:t>scale_1.3_neighbors_3.jpg: 2 detections</w:t>
+      </w:r>
+    </w:p>
+    <w:p>
+      <w:pPr>
+        <w:pStyle w:val="HTMLPreformatted"/>
+      </w:pPr>
+      <w:r>
+        <w:t>scale_1.3_neighbors_5.jpg: 2 detections</w:t>
+      </w:r>
+    </w:p>
+    <w:p>
+      <w:pPr>
+        <w:pStyle w:val="HTMLPreformatted"/>
+      </w:pPr>
+      <w:r>
+        <w:t>scale_1.3_neighbors_8.jpg: 2 detections</w:t>
+      </w:r>
+    </w:p>
+    <w:p>
+      <w:pPr>
+        <w:spacing w:line="360" w:lineRule="auto"/>
+        <w:jc w:val="both"/>
+        <w:rPr>
+          <w:rFonts w:ascii="Times New Roman" w:hAnsi="Times New Roman" w:cs="Times New Roman"/>
+          <w:sz w:val="24"/>
+          <w:szCs w:val="24"/>
+        </w:rPr>
+      </w:pPr>
+    </w:p>
+    <w:p>
+      <w:pPr>
+        <w:spacing w:line="360" w:lineRule="auto"/>
+        <w:jc w:val="both"/>
+        <w:rPr>
+          <w:rFonts w:ascii="Times New Roman" w:hAnsi="Times New Roman" w:cs="Times New Roman"/>
+          <w:sz w:val="24"/>
+          <w:szCs w:val="24"/>
+        </w:rPr>
+      </w:pPr>
+      <w:r>
+        <w:rPr>
+          <w:rFonts w:ascii="Times New Roman" w:hAnsi="Times New Roman" w:cs="Times New Roman"/>
+          <w:sz w:val="24"/>
+          <w:szCs w:val="24"/>
+        </w:rPr>
+        <w:t xml:space="preserve">In the video experiment, 429 frames were </w:t>
+      </w:r>
+      <w:proofErr w:type="spellStart"/>
+      <w:r>
+        <w:rPr>
+          <w:rFonts w:ascii="Times New Roman" w:hAnsi="Times New Roman" w:cs="Times New Roman"/>
+          <w:sz w:val="24"/>
+          <w:szCs w:val="24"/>
+        </w:rPr>
+        <w:t>analyzed</w:t>
+      </w:r>
+      <w:proofErr w:type="spellEnd"/>
+      <w:r>
+        <w:rPr>
+          <w:rFonts w:ascii="Times New Roman" w:hAnsi="Times New Roman" w:cs="Times New Roman"/>
+          <w:sz w:val="24"/>
+          <w:szCs w:val="24"/>
+        </w:rPr>
+        <w:t>, yielding 139 total face detections. This corresponds to an average of 0.32 faces per frame, with a maximum of two faces detected in any single frame. Notably, 298 frames contained no detections at all, highlighting the inconsistency of the method under motion, scale, and angle variations. The annotated output was saved as annotated_group_video.mp4.</w:t>
+      </w:r>
+    </w:p>
+    <w:p>
+      <w:pPr>
+        <w:pStyle w:val="HTMLPreformatted"/>
+      </w:pPr>
+      <w:r>
+        <w:t>VIDEO DETECTION RESULTS</w:t>
+      </w:r>
+    </w:p>
+    <w:p>
+      <w:pPr>
+        <w:pStyle w:val="HTMLPreformatted"/>
+      </w:pPr>
+      <w:r>
+        <w:t>===================================</w:t>
+      </w:r>
+    </w:p>
+    <w:p>
+      <w:pPr>
+        <w:pStyle w:val="HTMLPreformatted"/>
+      </w:pPr>
+      <w:r>
+        <w:t>Total frames processed: 429</w:t>
+      </w:r>
+    </w:p>
+    <w:p>
+      <w:pPr>
+        <w:pStyle w:val="HTMLPreformatted"/>
+      </w:pPr>
+      <w:r>
+        <w:t>Total face detections: 139</w:t>
+      </w:r>
+    </w:p>
+    <w:p>
+      <w:pPr>
+        <w:pStyle w:val="HTMLPreformatted"/>
+      </w:pPr>
+      <w:r>
+        <w:t>Average faces per frame: 0.32</w:t>
+      </w:r>
+    </w:p>
+    <w:p>
+      <w:pPr>
+        <w:pStyle w:val="HTMLPreformatted"/>
+      </w:pPr>
+      <w:r>
+        <w:t>Minimum faces in a frame: 0</w:t>
+      </w:r>
+    </w:p>
+    <w:p>
+      <w:pPr>
+        <w:pStyle w:val="HTMLPreformatted"/>
+      </w:pPr>
+      <w:r>
+        <w:t>Maximum faces in a frame: 2</w:t>
+      </w:r>
+    </w:p>
+    <w:p>
+      <w:pPr>
+        <w:pStyle w:val="HTMLPreformatted"/>
+      </w:pPr>
+      <w:r>
         <w:lastRenderedPageBreak/>
-        <w:t>scale_1.05_neighbors_8.jpg: 4 detections</w:t>
-      </w:r>
-    </w:p>
-    <w:p>
-      <w:pPr>
-        <w:shd w:val="clear" w:color="auto" w:fill="FFFFFF"/>
-        <w:tabs>
-          <w:tab w:val="left" w:pos="916"/>
-          <w:tab w:val="left" w:pos="1832"/>
-          <w:tab w:val="left" w:pos="2748"/>
-          <w:tab w:val="left" w:pos="3664"/>
-          <w:tab w:val="left" w:pos="4580"/>
-          <w:tab w:val="left" w:pos="5496"/>
-          <w:tab w:val="left" w:pos="6412"/>
-          <w:tab w:val="left" w:pos="7328"/>
-          <w:tab w:val="left" w:pos="8244"/>
-          <w:tab w:val="left" w:pos="9160"/>
-          <w:tab w:val="left" w:pos="10076"/>
-          <w:tab w:val="left" w:pos="10992"/>
-          <w:tab w:val="left" w:pos="11908"/>
-          <w:tab w:val="left" w:pos="12824"/>
-          <w:tab w:val="left" w:pos="13740"/>
-          <w:tab w:val="left" w:pos="14656"/>
-        </w:tabs>
-        <w:wordWrap w:val="0"/>
-        <w:spacing w:after="0" w:line="240" w:lineRule="auto"/>
-        <w:jc w:val="both"/>
-        <w:rPr>
-          <w:rFonts w:ascii="Times New Roman" w:eastAsia="Times New Roman" w:hAnsi="Times New Roman" w:cs="Times New Roman"/>
-          <w:sz w:val="24"/>
-          <w:szCs w:val="24"/>
-          <w:lang w:eastAsia="en-GB"/>
-        </w:rPr>
-      </w:pPr>
-      <w:r>
-        <w:rPr>
-          <w:rFonts w:ascii="Times New Roman" w:eastAsia="Times New Roman" w:hAnsi="Times New Roman" w:cs="Times New Roman"/>
-          <w:sz w:val="24"/>
-          <w:szCs w:val="24"/>
-          <w:lang w:eastAsia="en-GB"/>
-        </w:rPr>
-        <w:t>scale_1.1_neighbors_3.jpg: 4 detections</w:t>
-      </w:r>
-    </w:p>
-    <w:p>
-      <w:pPr>
-        <w:shd w:val="clear" w:color="auto" w:fill="FFFFFF"/>
-        <w:tabs>
-          <w:tab w:val="left" w:pos="916"/>
-          <w:tab w:val="left" w:pos="1832"/>
-          <w:tab w:val="left" w:pos="2748"/>
-          <w:tab w:val="left" w:pos="3664"/>
-          <w:tab w:val="left" w:pos="4580"/>
-          <w:tab w:val="left" w:pos="5496"/>
-          <w:tab w:val="left" w:pos="6412"/>
-          <w:tab w:val="left" w:pos="7328"/>
-          <w:tab w:val="left" w:pos="8244"/>
-          <w:tab w:val="left" w:pos="9160"/>
-          <w:tab w:val="left" w:pos="10076"/>
-          <w:tab w:val="left" w:pos="10992"/>
-          <w:tab w:val="left" w:pos="11908"/>
-          <w:tab w:val="left" w:pos="12824"/>
-          <w:tab w:val="left" w:pos="13740"/>
-          <w:tab w:val="left" w:pos="14656"/>
-        </w:tabs>
-        <w:wordWrap w:val="0"/>
-        <w:spacing w:after="0" w:line="240" w:lineRule="auto"/>
-        <w:jc w:val="both"/>
-        <w:rPr>
-          <w:rFonts w:ascii="Times New Roman" w:eastAsia="Times New Roman" w:hAnsi="Times New Roman" w:cs="Times New Roman"/>
-          <w:sz w:val="24"/>
-          <w:szCs w:val="24"/>
-          <w:lang w:eastAsia="en-GB"/>
-        </w:rPr>
-      </w:pPr>
-      <w:r>
-        <w:rPr>
-          <w:rFonts w:ascii="Times New Roman" w:eastAsia="Times New Roman" w:hAnsi="Times New Roman" w:cs="Times New Roman"/>
-          <w:sz w:val="24"/>
-          <w:szCs w:val="24"/>
-          <w:lang w:eastAsia="en-GB"/>
-        </w:rPr>
-        <w:t>scale_1.1_neighbors_5.jpg: 3 detections</w:t>
-      </w:r>
-    </w:p>
-    <w:p>
-      <w:pPr>
-        <w:shd w:val="clear" w:color="auto" w:fill="FFFFFF"/>
-        <w:tabs>
-          <w:tab w:val="left" w:pos="916"/>
-          <w:tab w:val="left" w:pos="1832"/>
-          <w:tab w:val="left" w:pos="2748"/>
-          <w:tab w:val="left" w:pos="3664"/>
-          <w:tab w:val="left" w:pos="4580"/>
-          <w:tab w:val="left" w:pos="5496"/>
-          <w:tab w:val="left" w:pos="6412"/>
-          <w:tab w:val="left" w:pos="7328"/>
-          <w:tab w:val="left" w:pos="8244"/>
-          <w:tab w:val="left" w:pos="9160"/>
-          <w:tab w:val="left" w:pos="10076"/>
-          <w:tab w:val="left" w:pos="10992"/>
-          <w:tab w:val="left" w:pos="11908"/>
-          <w:tab w:val="left" w:pos="12824"/>
-          <w:tab w:val="left" w:pos="13740"/>
-          <w:tab w:val="left" w:pos="14656"/>
-        </w:tabs>
-        <w:wordWrap w:val="0"/>
-        <w:spacing w:after="0" w:line="240" w:lineRule="auto"/>
-        <w:jc w:val="both"/>
-        <w:rPr>
-          <w:rFonts w:ascii="Times New Roman" w:eastAsia="Times New Roman" w:hAnsi="Times New Roman" w:cs="Times New Roman"/>
-          <w:sz w:val="24"/>
-          <w:szCs w:val="24"/>
-          <w:lang w:eastAsia="en-GB"/>
-        </w:rPr>
-      </w:pPr>
-      <w:r>
-        <w:rPr>
-          <w:rFonts w:ascii="Times New Roman" w:eastAsia="Times New Roman" w:hAnsi="Times New Roman" w:cs="Times New Roman"/>
-          <w:sz w:val="24"/>
-          <w:szCs w:val="24"/>
-          <w:lang w:eastAsia="en-GB"/>
-        </w:rPr>
-        <w:t>scale_1.1_neighbors_8.jpg: 2 detections</w:t>
-      </w:r>
-    </w:p>
-    <w:p>
-      <w:pPr>
-        <w:shd w:val="clear" w:color="auto" w:fill="FFFFFF"/>
-        <w:tabs>
-          <w:tab w:val="left" w:pos="916"/>
-          <w:tab w:val="left" w:pos="1832"/>
-          <w:tab w:val="left" w:pos="2748"/>
-          <w:tab w:val="left" w:pos="3664"/>
-          <w:tab w:val="left" w:pos="4580"/>
-          <w:tab w:val="left" w:pos="5496"/>
-          <w:tab w:val="left" w:pos="6412"/>
-          <w:tab w:val="left" w:pos="7328"/>
-          <w:tab w:val="left" w:pos="8244"/>
-          <w:tab w:val="left" w:pos="9160"/>
-          <w:tab w:val="left" w:pos="10076"/>
-          <w:tab w:val="left" w:pos="10992"/>
-          <w:tab w:val="left" w:pos="11908"/>
-          <w:tab w:val="left" w:pos="12824"/>
-          <w:tab w:val="left" w:pos="13740"/>
-          <w:tab w:val="left" w:pos="14656"/>
-        </w:tabs>
-        <w:wordWrap w:val="0"/>
-        <w:spacing w:after="0" w:line="240" w:lineRule="auto"/>
-        <w:jc w:val="both"/>
-        <w:rPr>
-          <w:rFonts w:ascii="Times New Roman" w:eastAsia="Times New Roman" w:hAnsi="Times New Roman" w:cs="Times New Roman"/>
-          <w:sz w:val="24"/>
-          <w:szCs w:val="24"/>
-          <w:lang w:eastAsia="en-GB"/>
-        </w:rPr>
-      </w:pPr>
-      <w:r>
-        <w:rPr>
-          <w:rFonts w:ascii="Times New Roman" w:eastAsia="Times New Roman" w:hAnsi="Times New Roman" w:cs="Times New Roman"/>
-          <w:sz w:val="24"/>
-          <w:szCs w:val="24"/>
-          <w:lang w:eastAsia="en-GB"/>
-        </w:rPr>
-        <w:t>scale_1.3_neighbors_3.jpg: 2 detections</w:t>
-      </w:r>
-    </w:p>
-    <w:p>
-      <w:pPr>
-        <w:shd w:val="clear" w:color="auto" w:fill="FFFFFF"/>
-        <w:tabs>
-          <w:tab w:val="left" w:pos="916"/>
-          <w:tab w:val="left" w:pos="1832"/>
-          <w:tab w:val="left" w:pos="2748"/>
-          <w:tab w:val="left" w:pos="3664"/>
-          <w:tab w:val="left" w:pos="4580"/>
-          <w:tab w:val="left" w:pos="5496"/>
-          <w:tab w:val="left" w:pos="6412"/>
-          <w:tab w:val="left" w:pos="7328"/>
-          <w:tab w:val="left" w:pos="8244"/>
-          <w:tab w:val="left" w:pos="9160"/>
-          <w:tab w:val="left" w:pos="10076"/>
-          <w:tab w:val="left" w:pos="10992"/>
-          <w:tab w:val="left" w:pos="11908"/>
-          <w:tab w:val="left" w:pos="12824"/>
-          <w:tab w:val="left" w:pos="13740"/>
-          <w:tab w:val="left" w:pos="14656"/>
-        </w:tabs>
-        <w:wordWrap w:val="0"/>
-        <w:spacing w:after="0" w:line="240" w:lineRule="auto"/>
-        <w:jc w:val="both"/>
-        <w:rPr>
-          <w:rFonts w:ascii="Times New Roman" w:eastAsia="Times New Roman" w:hAnsi="Times New Roman" w:cs="Times New Roman"/>
-          <w:sz w:val="24"/>
-          <w:szCs w:val="24"/>
-          <w:lang w:eastAsia="en-GB"/>
-        </w:rPr>
-      </w:pPr>
-      <w:r>
-        <w:rPr>
-          <w:rFonts w:ascii="Times New Roman" w:eastAsia="Times New Roman" w:hAnsi="Times New Roman" w:cs="Times New Roman"/>
-          <w:sz w:val="24"/>
-          <w:szCs w:val="24"/>
-          <w:lang w:eastAsia="en-GB"/>
-        </w:rPr>
-        <w:t>scale_1.3_neighbors_5.jpg: 2 detections</w:t>
-      </w:r>
-    </w:p>
-    <w:p>
-      <w:pPr>
-        <w:shd w:val="clear" w:color="auto" w:fill="FFFFFF"/>
-        <w:tabs>
-          <w:tab w:val="left" w:pos="916"/>
-          <w:tab w:val="left" w:pos="1832"/>
-          <w:tab w:val="left" w:pos="2748"/>
-          <w:tab w:val="left" w:pos="3664"/>
-          <w:tab w:val="left" w:pos="4580"/>
-          <w:tab w:val="left" w:pos="5496"/>
-          <w:tab w:val="left" w:pos="6412"/>
-          <w:tab w:val="left" w:pos="7328"/>
-          <w:tab w:val="left" w:pos="8244"/>
-          <w:tab w:val="left" w:pos="9160"/>
-          <w:tab w:val="left" w:pos="10076"/>
-          <w:tab w:val="left" w:pos="10992"/>
-          <w:tab w:val="left" w:pos="11908"/>
-          <w:tab w:val="left" w:pos="12824"/>
-          <w:tab w:val="left" w:pos="13740"/>
-          <w:tab w:val="left" w:pos="14656"/>
-        </w:tabs>
-        <w:wordWrap w:val="0"/>
-        <w:spacing w:after="0" w:line="240" w:lineRule="auto"/>
-        <w:jc w:val="both"/>
-        <w:rPr>
-          <w:rFonts w:ascii="Times New Roman" w:eastAsia="Times New Roman" w:hAnsi="Times New Roman" w:cs="Times New Roman"/>
-          <w:sz w:val="24"/>
-          <w:szCs w:val="24"/>
-          <w:lang w:eastAsia="en-GB"/>
-        </w:rPr>
-      </w:pPr>
-      <w:r>
-        <w:rPr>
-          <w:rFonts w:ascii="Times New Roman" w:eastAsia="Times New Roman" w:hAnsi="Times New Roman" w:cs="Times New Roman"/>
-          <w:sz w:val="24"/>
-          <w:szCs w:val="24"/>
-          <w:lang w:eastAsia="en-GB"/>
-        </w:rPr>
-        <w:t>scale_1.3_neighbors_8.jpg: 2 detections</w:t>
+        <w:t>Frames with no detection: 298</w:t>
+      </w:r>
+    </w:p>
+    <w:p>
+      <w:pPr>
+        <w:pStyle w:val="HTMLPreformatted"/>
+      </w:pPr>
+      <w:r>
+        <w:t>Video FPS: 29.94</w:t>
+      </w:r>
+    </w:p>
+    <w:p>
+      <w:pPr>
+        <w:pStyle w:val="HTMLPreformatted"/>
+      </w:pPr>
+      <w:r>
+        <w:t>Output video: annotated_group_video.mp4</w:t>
       </w:r>
     </w:p>
     <w:p>
@@ -1362,245 +941,19 @@
         <w:jc w:val="both"/>
         <w:rPr>
           <w:rFonts w:ascii="Times New Roman" w:hAnsi="Times New Roman" w:cs="Times New Roman"/>
-          <w:sz w:val="24"/>
-          <w:szCs w:val="24"/>
-        </w:rPr>
-      </w:pPr>
-      <w:r>
-        <w:rPr>
-          <w:rFonts w:ascii="Times New Roman" w:hAnsi="Times New Roman" w:cs="Times New Roman"/>
-          <w:sz w:val="24"/>
-          <w:szCs w:val="24"/>
-        </w:rPr>
-        <w:t xml:space="preserve">In the video experiment, 429 frames were </w:t>
-      </w:r>
-      <w:proofErr w:type="spellStart"/>
-      <w:r>
-        <w:rPr>
-          <w:rFonts w:ascii="Times New Roman" w:hAnsi="Times New Roman" w:cs="Times New Roman"/>
-          <w:sz w:val="24"/>
-          <w:szCs w:val="24"/>
-        </w:rPr>
-        <w:t>analyzed</w:t>
-      </w:r>
-      <w:proofErr w:type="spellEnd"/>
-      <w:r>
-        <w:rPr>
-          <w:rFonts w:ascii="Times New Roman" w:hAnsi="Times New Roman" w:cs="Times New Roman"/>
-          <w:sz w:val="24"/>
-          <w:szCs w:val="24"/>
-        </w:rPr>
-        <w:t>, yielding 139 total face detections. This corresponds to an average of 0.32 faces per frame, with a maximum of two faces detected in any single frame. Notably, 298 frames contained no detections at all, highlighting the inconsistency of the method under motion, scale, and angle variations. The annotated output was saved as annotated_group_video.mp4.</w:t>
-      </w:r>
-    </w:p>
-    <w:p>
-      <w:pPr>
-        <w:pStyle w:val="HTMLPreformatted"/>
-        <w:shd w:val="clear" w:color="auto" w:fill="FFFFFF"/>
-        <w:wordWrap w:val="0"/>
-        <w:jc w:val="both"/>
-        <w:rPr>
-          <w:rFonts w:ascii="Times New Roman" w:hAnsi="Times New Roman" w:cs="Times New Roman"/>
-          <w:sz w:val="24"/>
-          <w:szCs w:val="24"/>
-        </w:rPr>
-      </w:pPr>
-      <w:r>
-        <w:rPr>
-          <w:rFonts w:ascii="Times New Roman" w:hAnsi="Times New Roman" w:cs="Times New Roman"/>
-          <w:sz w:val="24"/>
-          <w:szCs w:val="24"/>
-        </w:rPr>
-        <w:t>VIDEO DETECTION RESULTS</w:t>
-      </w:r>
-    </w:p>
-    <w:p>
-      <w:pPr>
-        <w:pStyle w:val="HTMLPreformatted"/>
-        <w:shd w:val="clear" w:color="auto" w:fill="FFFFFF"/>
-        <w:wordWrap w:val="0"/>
-        <w:jc w:val="both"/>
-        <w:rPr>
-          <w:rFonts w:ascii="Times New Roman" w:hAnsi="Times New Roman" w:cs="Times New Roman"/>
-          <w:sz w:val="24"/>
-          <w:szCs w:val="24"/>
-        </w:rPr>
-      </w:pPr>
-      <w:r>
-        <w:rPr>
-          <w:rFonts w:ascii="Times New Roman" w:hAnsi="Times New Roman" w:cs="Times New Roman"/>
-          <w:sz w:val="24"/>
-          <w:szCs w:val="24"/>
-        </w:rPr>
-        <w:t>===================================</w:t>
-      </w:r>
-    </w:p>
-    <w:p>
-      <w:pPr>
-        <w:pStyle w:val="HTMLPreformatted"/>
-        <w:shd w:val="clear" w:color="auto" w:fill="FFFFFF"/>
-        <w:wordWrap w:val="0"/>
-        <w:jc w:val="both"/>
-        <w:rPr>
-          <w:rFonts w:ascii="Times New Roman" w:hAnsi="Times New Roman" w:cs="Times New Roman"/>
-          <w:sz w:val="24"/>
-          <w:szCs w:val="24"/>
-        </w:rPr>
-      </w:pPr>
-      <w:r>
-        <w:rPr>
-          <w:rFonts w:ascii="Times New Roman" w:hAnsi="Times New Roman" w:cs="Times New Roman"/>
-          <w:sz w:val="24"/>
-          <w:szCs w:val="24"/>
-        </w:rPr>
-        <w:t>Total frames processed: 429</w:t>
-      </w:r>
-    </w:p>
-    <w:p>
-      <w:pPr>
-        <w:pStyle w:val="HTMLPreformatted"/>
-        <w:shd w:val="clear" w:color="auto" w:fill="FFFFFF"/>
-        <w:wordWrap w:val="0"/>
-        <w:jc w:val="both"/>
-        <w:rPr>
-          <w:rFonts w:ascii="Times New Roman" w:hAnsi="Times New Roman" w:cs="Times New Roman"/>
-          <w:sz w:val="24"/>
-          <w:szCs w:val="24"/>
-        </w:rPr>
-      </w:pPr>
-      <w:r>
-        <w:rPr>
-          <w:rFonts w:ascii="Times New Roman" w:hAnsi="Times New Roman" w:cs="Times New Roman"/>
-          <w:sz w:val="24"/>
-          <w:szCs w:val="24"/>
-        </w:rPr>
-        <w:t>Total face detections: 139</w:t>
-      </w:r>
-    </w:p>
-    <w:p>
-      <w:pPr>
-        <w:pStyle w:val="HTMLPreformatted"/>
-        <w:shd w:val="clear" w:color="auto" w:fill="FFFFFF"/>
-        <w:wordWrap w:val="0"/>
-        <w:jc w:val="both"/>
-        <w:rPr>
-          <w:rFonts w:ascii="Times New Roman" w:hAnsi="Times New Roman" w:cs="Times New Roman"/>
-          <w:sz w:val="24"/>
-          <w:szCs w:val="24"/>
-        </w:rPr>
-      </w:pPr>
-      <w:r>
-        <w:rPr>
-          <w:rFonts w:ascii="Times New Roman" w:hAnsi="Times New Roman" w:cs="Times New Roman"/>
-          <w:sz w:val="24"/>
-          <w:szCs w:val="24"/>
-        </w:rPr>
-        <w:t>Average faces per frame: 0.32</w:t>
-      </w:r>
-    </w:p>
-    <w:p>
-      <w:pPr>
-        <w:pStyle w:val="HTMLPreformatted"/>
-        <w:shd w:val="clear" w:color="auto" w:fill="FFFFFF"/>
-        <w:wordWrap w:val="0"/>
-        <w:jc w:val="both"/>
-        <w:rPr>
-          <w:rFonts w:ascii="Times New Roman" w:hAnsi="Times New Roman" w:cs="Times New Roman"/>
-          <w:sz w:val="24"/>
-          <w:szCs w:val="24"/>
-        </w:rPr>
-      </w:pPr>
-      <w:r>
-        <w:rPr>
-          <w:rFonts w:ascii="Times New Roman" w:hAnsi="Times New Roman" w:cs="Times New Roman"/>
-          <w:sz w:val="24"/>
-          <w:szCs w:val="24"/>
-        </w:rPr>
-        <w:t>Minimum faces in a frame: 0</w:t>
-      </w:r>
-    </w:p>
-    <w:p>
-      <w:pPr>
-        <w:pStyle w:val="HTMLPreformatted"/>
-        <w:shd w:val="clear" w:color="auto" w:fill="FFFFFF"/>
-        <w:wordWrap w:val="0"/>
-        <w:jc w:val="both"/>
-        <w:rPr>
-          <w:rFonts w:ascii="Times New Roman" w:hAnsi="Times New Roman" w:cs="Times New Roman"/>
-          <w:sz w:val="24"/>
-          <w:szCs w:val="24"/>
-        </w:rPr>
-      </w:pPr>
-      <w:r>
-        <w:rPr>
-          <w:rFonts w:ascii="Times New Roman" w:hAnsi="Times New Roman" w:cs="Times New Roman"/>
-          <w:sz w:val="24"/>
-          <w:szCs w:val="24"/>
-        </w:rPr>
-        <w:t>Maximum faces in a frame: 2</w:t>
-      </w:r>
-    </w:p>
-    <w:p>
-      <w:pPr>
-        <w:pStyle w:val="HTMLPreformatted"/>
-        <w:shd w:val="clear" w:color="auto" w:fill="FFFFFF"/>
-        <w:wordWrap w:val="0"/>
-        <w:jc w:val="both"/>
-        <w:rPr>
-          <w:rFonts w:ascii="Times New Roman" w:hAnsi="Times New Roman" w:cs="Times New Roman"/>
-          <w:sz w:val="24"/>
-          <w:szCs w:val="24"/>
-        </w:rPr>
-      </w:pPr>
-      <w:r>
-        <w:rPr>
-          <w:rFonts w:ascii="Times New Roman" w:hAnsi="Times New Roman" w:cs="Times New Roman"/>
-          <w:sz w:val="24"/>
-          <w:szCs w:val="24"/>
-        </w:rPr>
-        <w:t>Frames with no detection: 298</w:t>
-      </w:r>
-    </w:p>
-    <w:p>
-      <w:pPr>
-        <w:pStyle w:val="HTMLPreformatted"/>
-        <w:shd w:val="clear" w:color="auto" w:fill="FFFFFF"/>
-        <w:wordWrap w:val="0"/>
-        <w:jc w:val="both"/>
-        <w:rPr>
-          <w:rFonts w:ascii="Times New Roman" w:hAnsi="Times New Roman" w:cs="Times New Roman"/>
-          <w:sz w:val="24"/>
-          <w:szCs w:val="24"/>
-        </w:rPr>
-      </w:pPr>
-      <w:r>
-        <w:rPr>
-          <w:rFonts w:ascii="Times New Roman" w:hAnsi="Times New Roman" w:cs="Times New Roman"/>
-          <w:sz w:val="24"/>
-          <w:szCs w:val="24"/>
-        </w:rPr>
-        <w:t>Video FPS: 29.94</w:t>
-      </w:r>
-    </w:p>
-    <w:p>
-      <w:pPr>
-        <w:pStyle w:val="HTMLPreformatted"/>
-        <w:shd w:val="clear" w:color="auto" w:fill="FFFFFF"/>
-        <w:wordWrap w:val="0"/>
-        <w:jc w:val="both"/>
-        <w:rPr>
-          <w:rFonts w:ascii="Times New Roman" w:hAnsi="Times New Roman" w:cs="Times New Roman"/>
-          <w:sz w:val="24"/>
-          <w:szCs w:val="24"/>
-        </w:rPr>
-      </w:pPr>
-      <w:r>
-        <w:rPr>
-          <w:rFonts w:ascii="Times New Roman" w:hAnsi="Times New Roman" w:cs="Times New Roman"/>
-          <w:sz w:val="24"/>
-          <w:szCs w:val="24"/>
-        </w:rPr>
-        <w:t>Output video: annotated_group_video.mp4</w:t>
+          <w:b/>
+          <w:sz w:val="24"/>
+          <w:szCs w:val="24"/>
+        </w:rPr>
+      </w:pPr>
+      <w:r>
+        <w:rPr>
+          <w:rFonts w:ascii="Times New Roman" w:hAnsi="Times New Roman" w:cs="Times New Roman"/>
+          <w:b/>
+          <w:sz w:val="24"/>
+          <w:szCs w:val="24"/>
+        </w:rPr>
+        <w:t>Task 3. Matching with the ratio test</w:t>
       </w:r>
     </w:p>
     <w:p>
@@ -1609,10 +962,87 @@
         <w:jc w:val="both"/>
         <w:rPr>
           <w:rFonts w:ascii="Times New Roman" w:hAnsi="Times New Roman" w:cs="Times New Roman"/>
-          <w:sz w:val="24"/>
-          <w:szCs w:val="24"/>
-        </w:rPr>
-      </w:pPr>
+          <w:b/>
+          <w:bCs/>
+          <w:sz w:val="24"/>
+          <w:szCs w:val="24"/>
+        </w:rPr>
+      </w:pPr>
+      <w:r>
+        <w:rPr>
+          <w:rFonts w:ascii="Times New Roman" w:hAnsi="Times New Roman" w:cs="Times New Roman"/>
+          <w:b/>
+          <w:bCs/>
+          <w:sz w:val="24"/>
+          <w:szCs w:val="24"/>
+        </w:rPr>
+        <w:t>YOLO Detection Results</w:t>
+      </w:r>
+    </w:p>
+    <w:p>
+      <w:pPr>
+        <w:pStyle w:val="HTMLPreformatted"/>
+      </w:pPr>
+      <w:r>
+        <w:rPr>
+          <w:rFonts w:eastAsiaTheme="minorHAnsi"/>
+          <w:b/>
+          <w:bCs/>
+          <w:noProof/>
+          <w:lang w:eastAsia="en-US"/>
+        </w:rPr>
+        <w:drawing>
+          <wp:inline distT="0" distB="0" distL="0" distR="0" wp14:anchorId="223FED2A" wp14:editId="695728D5">
+            <wp:extent cx="6187798" cy="4855686"/>
+            <wp:effectExtent l="0" t="0" r="3810" b="2540"/>
+            <wp:docPr id="31" name="Picture 31" descr="C:\Users\Victus\AppData\Local\Microsoft\Windows\INetCache\Content.MSO\EF05C499.tmp"/>
+            <wp:cNvGraphicFramePr>
+              <a:graphicFrameLocks xmlns:a="http://schemas.openxmlformats.org/drawingml/2006/main" noChangeAspect="1"/>
+            </wp:cNvGraphicFramePr>
+            <a:graphic xmlns:a="http://schemas.openxmlformats.org/drawingml/2006/main">
+              <a:graphicData uri="http://schemas.openxmlformats.org/drawingml/2006/picture">
+                <pic:pic xmlns:pic="http://schemas.openxmlformats.org/drawingml/2006/picture">
+                  <pic:nvPicPr>
+                    <pic:cNvPr id="0" name="Picture 31" descr="C:\Users\Victus\AppData\Local\Microsoft\Windows\INetCache\Content.MSO\EF05C499.tmp"/>
+                    <pic:cNvPicPr>
+                      <a:picLocks noChangeAspect="1" noChangeArrowheads="1"/>
+                    </pic:cNvPicPr>
+                  </pic:nvPicPr>
+                  <pic:blipFill>
+                    <a:blip r:embed="rId7">
+                      <a:extLst>
+                        <a:ext uri="{28A0092B-C50C-407E-A947-70E740481C1C}">
+                          <a14:useLocalDpi xmlns:a14="http://schemas.microsoft.com/office/drawing/2010/main" val="0"/>
+                        </a:ext>
+                      </a:extLst>
+                    </a:blip>
+                    <a:srcRect/>
+                    <a:stretch>
+                      <a:fillRect/>
+                    </a:stretch>
+                  </pic:blipFill>
+                  <pic:spPr bwMode="auto">
+                    <a:xfrm>
+                      <a:off x="0" y="0"/>
+                      <a:ext cx="6206254" cy="4870168"/>
+                    </a:xfrm>
+                    <a:prstGeom prst="rect">
+                      <a:avLst/>
+                    </a:prstGeom>
+                    <a:noFill/>
+                    <a:ln>
+                      <a:noFill/>
+                    </a:ln>
+                  </pic:spPr>
+                </pic:pic>
+              </a:graphicData>
+            </a:graphic>
+          </wp:inline>
+        </w:drawing>
+      </w:r>
+      <w:r>
+        <w:t>People detected: 8</w:t>
+      </w:r>
     </w:p>
     <w:p>
       <w:pPr>
@@ -1621,18 +1051,144 @@
         <w:rPr>
           <w:rFonts w:ascii="Times New Roman" w:hAnsi="Times New Roman" w:cs="Times New Roman"/>
           <w:b/>
-          <w:sz w:val="24"/>
-          <w:szCs w:val="24"/>
-        </w:rPr>
-      </w:pPr>
-      <w:r>
+          <w:bCs/>
+          <w:sz w:val="24"/>
+          <w:szCs w:val="24"/>
+        </w:rPr>
+      </w:pPr>
+    </w:p>
+    <w:p>
+      <w:pPr>
+        <w:spacing w:line="360" w:lineRule="auto"/>
+        <w:jc w:val="both"/>
         <w:rPr>
           <w:rFonts w:ascii="Times New Roman" w:hAnsi="Times New Roman" w:cs="Times New Roman"/>
           <w:b/>
-          <w:sz w:val="24"/>
-          <w:szCs w:val="24"/>
-        </w:rPr>
-        <w:t>Task 3. Matching with the ratio test</w:t>
+          <w:bCs/>
+          <w:sz w:val="24"/>
+          <w:szCs w:val="24"/>
+        </w:rPr>
+      </w:pPr>
+      <w:r>
+        <w:rPr>
+          <w:rFonts w:ascii="Times New Roman" w:hAnsi="Times New Roman" w:cs="Times New Roman"/>
+          <w:b/>
+          <w:bCs/>
+          <w:sz w:val="24"/>
+          <w:szCs w:val="24"/>
+        </w:rPr>
+        <w:lastRenderedPageBreak/>
+        <w:drawing>
+          <wp:inline distT="0" distB="0" distL="0" distR="0" wp14:anchorId="23E2B215" wp14:editId="2099C099">
+            <wp:extent cx="5731510" cy="3832947"/>
+            <wp:effectExtent l="0" t="0" r="2540" b="0"/>
+            <wp:docPr id="4" name="Picture 4" descr="C:\Users\Victus\AppData\Local\Microsoft\Windows\INetCache\Content.MSO\E1736872.tmp"/>
+            <wp:cNvGraphicFramePr>
+              <a:graphicFrameLocks xmlns:a="http://schemas.openxmlformats.org/drawingml/2006/main" noChangeAspect="1"/>
+            </wp:cNvGraphicFramePr>
+            <a:graphic xmlns:a="http://schemas.openxmlformats.org/drawingml/2006/main">
+              <a:graphicData uri="http://schemas.openxmlformats.org/drawingml/2006/picture">
+                <pic:pic xmlns:pic="http://schemas.openxmlformats.org/drawingml/2006/picture">
+                  <pic:nvPicPr>
+                    <pic:cNvPr id="0" name="Picture 5" descr="C:\Users\Victus\AppData\Local\Microsoft\Windows\INetCache\Content.MSO\E1736872.tmp"/>
+                    <pic:cNvPicPr>
+                      <a:picLocks noChangeAspect="1" noChangeArrowheads="1"/>
+                    </pic:cNvPicPr>
+                  </pic:nvPicPr>
+                  <pic:blipFill>
+                    <a:blip r:embed="rId8">
+                      <a:extLst>
+                        <a:ext uri="{28A0092B-C50C-407E-A947-70E740481C1C}">
+                          <a14:useLocalDpi xmlns:a14="http://schemas.microsoft.com/office/drawing/2010/main" val="0"/>
+                        </a:ext>
+                      </a:extLst>
+                    </a:blip>
+                    <a:srcRect/>
+                    <a:stretch>
+                      <a:fillRect/>
+                    </a:stretch>
+                  </pic:blipFill>
+                  <pic:spPr bwMode="auto">
+                    <a:xfrm>
+                      <a:off x="0" y="0"/>
+                      <a:ext cx="5731510" cy="3832947"/>
+                    </a:xfrm>
+                    <a:prstGeom prst="rect">
+                      <a:avLst/>
+                    </a:prstGeom>
+                    <a:noFill/>
+                    <a:ln>
+                      <a:noFill/>
+                    </a:ln>
+                  </pic:spPr>
+                </pic:pic>
+              </a:graphicData>
+            </a:graphic>
+          </wp:inline>
+        </w:drawing>
+      </w:r>
+    </w:p>
+    <w:p>
+      <w:pPr>
+        <w:pStyle w:val="HTMLPreformatted"/>
+      </w:pPr>
+      <w:r>
+        <w:rPr>
+          <w:rFonts w:eastAsiaTheme="minorHAnsi"/>
+          <w:noProof/>
+          <w:lang w:eastAsia="en-US"/>
+        </w:rPr>
+        <w:drawing>
+          <wp:inline distT="0" distB="0" distL="0" distR="0" wp14:anchorId="144241FB" wp14:editId="3997E8E3">
+            <wp:extent cx="5865092" cy="4106385"/>
+            <wp:effectExtent l="0" t="0" r="2540" b="8890"/>
+            <wp:docPr id="35" name="Picture 35" descr="C:\Users\Victus\AppData\Local\Microsoft\Windows\INetCache\Content.MSO\C8683647.tmp"/>
+            <wp:cNvGraphicFramePr>
+              <a:graphicFrameLocks xmlns:a="http://schemas.openxmlformats.org/drawingml/2006/main" noChangeAspect="1"/>
+            </wp:cNvGraphicFramePr>
+            <a:graphic xmlns:a="http://schemas.openxmlformats.org/drawingml/2006/main">
+              <a:graphicData uri="http://schemas.openxmlformats.org/drawingml/2006/picture">
+                <pic:pic xmlns:pic="http://schemas.openxmlformats.org/drawingml/2006/picture">
+                  <pic:nvPicPr>
+                    <pic:cNvPr id="0" name="Picture 35" descr="C:\Users\Victus\AppData\Local\Microsoft\Windows\INetCache\Content.MSO\C8683647.tmp"/>
+                    <pic:cNvPicPr>
+                      <a:picLocks noChangeAspect="1" noChangeArrowheads="1"/>
+                    </pic:cNvPicPr>
+                  </pic:nvPicPr>
+                  <pic:blipFill>
+                    <a:blip r:embed="rId9">
+                      <a:extLst>
+                        <a:ext uri="{28A0092B-C50C-407E-A947-70E740481C1C}">
+                          <a14:useLocalDpi xmlns:a14="http://schemas.microsoft.com/office/drawing/2010/main" val="0"/>
+                        </a:ext>
+                      </a:extLst>
+                    </a:blip>
+                    <a:srcRect/>
+                    <a:stretch>
+                      <a:fillRect/>
+                    </a:stretch>
+                  </pic:blipFill>
+                  <pic:spPr bwMode="auto">
+                    <a:xfrm>
+                      <a:off x="0" y="0"/>
+                      <a:ext cx="5887306" cy="4121938"/>
+                    </a:xfrm>
+                    <a:prstGeom prst="rect">
+                      <a:avLst/>
+                    </a:prstGeom>
+                    <a:noFill/>
+                    <a:ln>
+                      <a:noFill/>
+                    </a:ln>
+                  </pic:spPr>
+                </pic:pic>
+              </a:graphicData>
+            </a:graphic>
+          </wp:inline>
+        </w:drawing>
+      </w:r>
+      <w:r>
+        <w:t>Objects detected: 7</w:t>
       </w:r>
     </w:p>
     <w:p>
@@ -1641,22 +1197,10 @@
         <w:jc w:val="both"/>
         <w:rPr>
           <w:rFonts w:ascii="Times New Roman" w:hAnsi="Times New Roman" w:cs="Times New Roman"/>
-          <w:b/>
-          <w:bCs/>
-          <w:sz w:val="24"/>
-          <w:szCs w:val="24"/>
-        </w:rPr>
-      </w:pPr>
-      <w:r>
-        <w:rPr>
-          <w:rFonts w:ascii="Times New Roman" w:hAnsi="Times New Roman" w:cs="Times New Roman"/>
-          <w:b/>
-          <w:bCs/>
-          <w:sz w:val="24"/>
-          <w:szCs w:val="24"/>
-        </w:rPr>
-        <w:t>YOLO Detection Results</w:t>
-      </w:r>
+          <w:sz w:val="24"/>
+          <w:szCs w:val="24"/>
+        </w:rPr>
+      </w:pPr>
     </w:p>
     <w:p>
       <w:pPr>
@@ -1674,6 +1218,7 @@
           <w:sz w:val="24"/>
           <w:szCs w:val="24"/>
         </w:rPr>
+        <w:lastRenderedPageBreak/>
         <w:t xml:space="preserve">Running pretrained </w:t>
       </w:r>
       <w:r>
@@ -1883,16 +1428,7 @@
           <w:sz w:val="24"/>
           <w:szCs w:val="24"/>
         </w:rPr>
-        <w:t xml:space="preserve"> above a threshold). This ensures that each person is represented by a single </w:t>
-      </w:r>
-      <w:r>
-        <w:rPr>
-          <w:rFonts w:ascii="Times New Roman" w:hAnsi="Times New Roman" w:cs="Times New Roman"/>
-          <w:sz w:val="24"/>
-          <w:szCs w:val="24"/>
-        </w:rPr>
-        <w:lastRenderedPageBreak/>
-        <w:t>bounding box instead of clusters of duplicates. Without NMS, the raw output would show many overlapping boxes around the same face or body; with NMS applied, only the most confident box remains, producing cleaner and more interpretable results.</w:t>
+        <w:t xml:space="preserve"> above a threshold). This ensures that each person is represented by a single bounding box instead of clusters of duplicates. Without NMS, the raw output would show many overlapping boxes around the same face or body; with NMS applied, only the most confident box remains, producing cleaner and more interpretable results.</w:t>
       </w:r>
     </w:p>
     <w:p>
@@ -2120,6 +1656,86 @@
     </w:p>
     <w:p>
       <w:pPr>
+        <w:pStyle w:val="HTMLPreformatted"/>
+      </w:pPr>
+      <w:r>
+        <w:t>YOLO VIDEO RESULTS</w:t>
+      </w:r>
+    </w:p>
+    <w:p>
+      <w:pPr>
+        <w:pStyle w:val="HTMLPreformatted"/>
+      </w:pPr>
+      <w:r>
+        <w:t>===================================</w:t>
+      </w:r>
+    </w:p>
+    <w:p>
+      <w:pPr>
+        <w:pStyle w:val="HTMLPreformatted"/>
+      </w:pPr>
+      <w:r>
+        <w:t>Frames processed: 429</w:t>
+      </w:r>
+    </w:p>
+    <w:p>
+      <w:pPr>
+        <w:pStyle w:val="HTMLPreformatted"/>
+      </w:pPr>
+      <w:r>
+        <w:t>Total detections: 3338</w:t>
+      </w:r>
+    </w:p>
+    <w:p>
+      <w:pPr>
+        <w:pStyle w:val="HTMLPreformatted"/>
+      </w:pPr>
+      <w:r>
+        <w:t>Average detections/frame: 7.78</w:t>
+      </w:r>
+    </w:p>
+    <w:p>
+      <w:pPr>
+        <w:pStyle w:val="HTMLPreformatted"/>
+      </w:pPr>
+      <w:r>
+        <w:t>Minimum detections/frame: 3</w:t>
+      </w:r>
+    </w:p>
+    <w:p>
+      <w:pPr>
+        <w:pStyle w:val="HTMLPreformatted"/>
+      </w:pPr>
+      <w:r>
+        <w:t>Maximum detections/frame: 16</w:t>
+      </w:r>
+    </w:p>
+    <w:p>
+      <w:pPr>
+        <w:pStyle w:val="HTMLPreformatted"/>
+      </w:pPr>
+      <w:r>
+        <w:t xml:space="preserve">Average processing time: 121.24 </w:t>
+      </w:r>
+      <w:proofErr w:type="spellStart"/>
+      <w:r>
+        <w:t>ms</w:t>
+      </w:r>
+      <w:proofErr w:type="spellEnd"/>
+      <w:r>
+        <w:t>/frame</w:t>
+      </w:r>
+    </w:p>
+    <w:p>
+      <w:pPr>
+        <w:pStyle w:val="HTMLPreformatted"/>
+      </w:pPr>
+      <w:r>
+        <w:t>Output video: video/yolo_video.mp4</w:t>
+      </w:r>
+    </w:p>
+    <w:p>
+      <w:pPr>
         <w:spacing w:line="360" w:lineRule="auto"/>
         <w:jc w:val="both"/>
         <w:rPr>
@@ -2131,10 +1747,74 @@
     </w:p>
     <w:p>
       <w:pPr>
+        <w:pStyle w:val="HTMLPreformatted"/>
+      </w:pPr>
+      <w:r>
+        <w:t xml:space="preserve">           </w:t>
+      </w:r>
+      <w:proofErr w:type="gramStart"/>
+      <w:r>
+        <w:t>Detector  Frames</w:t>
+      </w:r>
+      <w:proofErr w:type="gramEnd"/>
+      <w:r>
+        <w:t xml:space="preserve">  Average </w:t>
+      </w:r>
+      <w:proofErr w:type="spellStart"/>
+      <w:r>
+        <w:t>ms</w:t>
+      </w:r>
+      <w:proofErr w:type="spellEnd"/>
+      <w:r>
+        <w:t>/frame</w:t>
+      </w:r>
+    </w:p>
+    <w:p>
+      <w:pPr>
+        <w:pStyle w:val="HTMLPreformatted"/>
+      </w:pPr>
+      <w:proofErr w:type="gramStart"/>
+      <w:r>
+        <w:t>0  Viola</w:t>
+      </w:r>
+      <w:proofErr w:type="gramEnd"/>
+      <w:r>
+        <w:t xml:space="preserve">-Jones </w:t>
+      </w:r>
+      <w:proofErr w:type="spellStart"/>
+      <w:r>
+        <w:t>Haar</w:t>
+      </w:r>
+      <w:proofErr w:type="spellEnd"/>
+      <w:r>
+        <w:t xml:space="preserve">     429        410.181193</w:t>
+      </w:r>
+    </w:p>
+    <w:p>
+      <w:pPr>
+        <w:pStyle w:val="HTMLPreformatted"/>
+      </w:pPr>
+      <w:r>
+        <w:t>1           YOLOv8n     429        280.991545</w:t>
+      </w:r>
+    </w:p>
+    <w:p>
+      <w:pPr>
         <w:spacing w:line="360" w:lineRule="auto"/>
         <w:jc w:val="both"/>
         <w:rPr>
           <w:rFonts w:ascii="Times New Roman" w:hAnsi="Times New Roman" w:cs="Times New Roman"/>
+          <w:sz w:val="24"/>
+          <w:szCs w:val="24"/>
+        </w:rPr>
+      </w:pPr>
+    </w:p>
+    <w:p>
+      <w:pPr>
+        <w:spacing w:line="360" w:lineRule="auto"/>
+        <w:jc w:val="both"/>
+        <w:rPr>
+          <w:rFonts w:ascii="Times New Roman" w:hAnsi="Times New Roman" w:cs="Times New Roman"/>
           <w:b/>
           <w:sz w:val="24"/>
           <w:szCs w:val="24"/>
@@ -2177,6 +1857,7 @@
           <w:sz w:val="24"/>
           <w:szCs w:val="24"/>
         </w:rPr>
+        <w:lastRenderedPageBreak/>
         <w:drawing>
           <wp:inline distT="0" distB="0" distL="0" distR="0" wp14:anchorId="272B29B2" wp14:editId="3DEB5B18">
             <wp:extent cx="5731510" cy="3009900"/>
@@ -2193,7 +1874,7 @@
                     <pic:cNvPicPr/>
                   </pic:nvPicPr>
                   <pic:blipFill>
-                    <a:blip r:embed="rId5" cstate="print">
+                    <a:blip r:embed="rId10" cstate="print">
                       <a:extLst>
                         <a:ext uri="{28A0092B-C50C-407E-A947-70E740481C1C}">
                           <a14:useLocalDpi xmlns:a14="http://schemas.microsoft.com/office/drawing/2010/main" val="0"/>
@@ -2260,60 +1941,35 @@
           <w:szCs w:val="24"/>
         </w:rPr>
       </w:pPr>
-      <w:r>
-        <w:rPr>
-          <w:rFonts w:ascii="Times New Roman" w:hAnsi="Times New Roman" w:cs="Times New Roman"/>
-          <w:sz w:val="24"/>
-          <w:szCs w:val="24"/>
-        </w:rPr>
-        <w:t>A concrete risk of deploying a face-detection system in Zambia would be its use for CCTV surveillance in public places such as Lusaka. Although a face detector only identifies regions that appear to contain faces, widespread deployment could enable people to be monitored witho</w:t>
-      </w:r>
       <w:bookmarkStart w:id="0" w:name="_GoBack"/>
-      <w:bookmarkEnd w:id="0"/>
-      <w:r>
-        <w:rPr>
-          <w:rFonts w:ascii="Times New Roman" w:hAnsi="Times New Roman" w:cs="Times New Roman"/>
-          <w:sz w:val="24"/>
-          <w:szCs w:val="24"/>
-        </w:rPr>
-        <w:t>ut their knowledge or meaningful consent. For example, a system installed in a public area could repeatedly detect and record individuals as they move through the area. This creates privacy concerns and could lead to surveillance being used for purposes beyond the original reason for collecting the images.</w:t>
-      </w:r>
-    </w:p>
-    <w:p>
-      <w:pPr>
-        <w:jc w:val="both"/>
-        <w:rPr>
-          <w:rFonts w:ascii="Times New Roman" w:hAnsi="Times New Roman" w:cs="Times New Roman"/>
-          <w:sz w:val="24"/>
-          <w:szCs w:val="24"/>
-        </w:rPr>
-      </w:pPr>
-      <w:r>
-        <w:rPr>
-          <w:rFonts w:ascii="Times New Roman" w:hAnsi="Times New Roman" w:cs="Times New Roman"/>
-          <w:sz w:val="24"/>
-          <w:szCs w:val="24"/>
-        </w:rPr>
-        <w:lastRenderedPageBreak/>
-        <w:t xml:space="preserve">The safeguard I would insist on is informed consent and clear limits on how collected images can be used. For an attendance-monitoring system, for example, people should be informed that facial detection is being used, why it is necessary, what data is collected, how long it will be retained, and who can access it. Where possible, a non-biometric alternative should also be available. </w:t>
-      </w:r>
-      <w:r>
-        <w:rPr>
-          <w:rFonts w:ascii="Times New Roman" w:hAnsi="Times New Roman" w:cs="Times New Roman"/>
-          <w:sz w:val="24"/>
-          <w:szCs w:val="24"/>
-        </w:rPr>
-        <w:t>These safeguards help ensure that computer vision is used responsibly while reducing privacy risks and potential demographic bias.</w:t>
-      </w:r>
-      <w:r>
-        <w:rPr>
-          <w:rFonts w:ascii="Times New Roman" w:hAnsi="Times New Roman" w:cs="Times New Roman"/>
-          <w:sz w:val="24"/>
-          <w:szCs w:val="24"/>
-        </w:rPr>
-        <w:t xml:space="preserve"> For my group photograph, however, no consent was obtained to use the images for this academic practical. </w:t>
-      </w:r>
-    </w:p>
+      <w:r>
+        <w:rPr>
+          <w:rFonts w:ascii="Times New Roman" w:hAnsi="Times New Roman" w:cs="Times New Roman"/>
+          <w:sz w:val="24"/>
+          <w:szCs w:val="24"/>
+        </w:rPr>
+        <w:t>A concrete risk of deploying a face-detection system in Zambia would be its use for CCTV surveillance in public places such as Lusaka. Although a face detector only identifies regions that appear to contain faces, widespread deployment could enable people to be monitored without their knowledge or meaningful consent. For example, a system installed in a public area could repeatedly detect and record individuals as they move through the area. This creates privacy concerns and could lead to surveillance being used for purposes beyond the original reason for collecting the images.</w:t>
+      </w:r>
+    </w:p>
+    <w:p>
+      <w:pPr>
+        <w:jc w:val="both"/>
+        <w:rPr>
+          <w:rFonts w:ascii="Times New Roman" w:hAnsi="Times New Roman" w:cs="Times New Roman"/>
+          <w:sz w:val="24"/>
+          <w:szCs w:val="24"/>
+        </w:rPr>
+      </w:pPr>
+      <w:r>
+        <w:rPr>
+          <w:rFonts w:ascii="Times New Roman" w:hAnsi="Times New Roman" w:cs="Times New Roman"/>
+          <w:sz w:val="24"/>
+          <w:szCs w:val="24"/>
+        </w:rPr>
+        <w:t xml:space="preserve">The safeguard I would insist on is informed consent and clear limits on how collected images can be used. For an attendance-monitoring system, for example, people should be informed that facial detection is being used, why it is necessary, what data is collected, how long it will be retained, and who can access it. Where possible, a non-biometric alternative should also be available. These safeguards help ensure that computer vision is used responsibly while reducing privacy risks and potential demographic bias. For my group photograph, however, no consent was obtained to use the images for this academic practical. </w:t>
+      </w:r>
+    </w:p>
+    <w:bookmarkEnd w:id="0"/>
     <w:p>
       <w:pPr>
         <w:jc w:val="both"/>
